--- a/testakten/familienrecht-unterhalt-zugewinn-bad-nauheim/11_korrespondenz_gegenseite_auskunft.docx
+++ b/testakten/familienrecht-unterhalt-zugewinn-bad-nauheim/11_korrespondenz_gegenseite_auskunft.docx
@@ -4,66 +4,545 @@
   <w:body>
     <w:p>
       <w:pPr>
-        <w:pStyle w:val="Heading1"/>
+        <w:spacing w:after="180"/>
       </w:pPr>
       <w:r>
         <w:rPr>
-          <w:rFonts w:ascii="Times New Roman" w:hAnsi="Times New Roman"/>
+          <w:rFonts w:ascii="Arial" w:hAnsi="Arial" w:eastAsia="Arial"/>
+          <w:b/>
+          <w:color w:val="5C6569"/>
+          <w:sz w:val="16"/>
         </w:rPr>
-        <w:t>Korrespondenz zur Auskunft</w:t>
+        <w:t>ANWALTSSCHREIBEN</w:t>
       </w:r>
     </w:p>
     <w:p>
       <w:pPr>
-        <w:jc w:val="left"/>
+        <w:spacing w:after="100"/>
       </w:pPr>
       <w:r>
-        <w:t>Die frühere anwaltliche Vertreterin Elenas forderte Martin mit Schreiben vom 27.05.2026 zur Auskunft über Einkommen und Vermögen auf. Das Schreiben verlangte Gehaltsabrechnungen der letzten zwölf Monate, Steuerbescheide und Steuererklärungen 2023 bis 2025, Nachweise zum Nebengewerbe, Kontoauszüge, Depotstände, Versicherungswerte, Darlehensunterlagen und Angaben zum Grundstück Ober-Mörlen.</w:t>
+        <w:rPr>
+          <w:rFonts w:ascii="Arial" w:hAnsi="Arial" w:eastAsia="Arial"/>
+          <w:b w:val="0"/>
+          <w:color w:val="5C6569"/>
+          <w:sz w:val="14"/>
+        </w:rPr>
+        <w:t>Lehnert und Volkmann Rechtsanwälte · Kaiserstraße 81 · 61169 Friedberg (Hessen)</w:t>
       </w:r>
     </w:p>
     <w:p>
       <w:pPr>
-        <w:jc w:val="left"/>
+        <w:spacing w:after="0"/>
       </w:pPr>
       <w:r>
-        <w:t>Martin antwortete über seinen Anwalt am 10.06.2026. Vorgelegt wurden Gehaltsabrechnungen Januar bis März 2026, ein Screenshot April 2026, eine private Übersicht zu Darlehen und eine Liste von Kostenpositionen. Nicht vorgelegt wurden Steuerbescheide, EÜR, Geschäftskonto, Bonusmitteilung, Depotumsatzliste, Lebensversicherungsstand ab Juni 2026 und Nachweise zur CNC-Fräse.</w:t>
+        <w:rPr>
+          <w:rFonts w:ascii="Arial" w:hAnsi="Arial" w:eastAsia="Arial"/>
+          <w:b w:val="0"/>
+          <w:sz w:val="18"/>
+        </w:rPr>
+        <w:t>Rechtsanwältin Katharina Feldmann</w:t>
       </w:r>
     </w:p>
     <w:p>
       <w:pPr>
-        <w:jc w:val="left"/>
+        <w:spacing w:after="0"/>
       </w:pPr>
       <w:r>
-        <w:t>Auszug aus der gegnerischen E-Mail:</w:t>
+        <w:rPr>
+          <w:rFonts w:ascii="Arial" w:hAnsi="Arial" w:eastAsia="Arial"/>
+          <w:b w:val="0"/>
+          <w:sz w:val="18"/>
+        </w:rPr>
+        <w:t>Parkstraße 22</w:t>
       </w:r>
     </w:p>
     <w:p>
       <w:pPr>
-        <w:ind w:left="567"/>
+        <w:spacing w:after="0"/>
       </w:pPr>
       <w:r>
         <w:rPr>
-          <w:i/>
+          <w:rFonts w:ascii="Arial" w:hAnsi="Arial" w:eastAsia="Arial"/>
+          <w:b w:val="0"/>
+          <w:sz w:val="18"/>
         </w:rPr>
-        <w:t>Unser Mandant ist selbstverständlich bereit, die gesetzlich geschuldeten Angaben zu machen. Er weist aber darauf hin, dass Frau Dr. Neumann wegen ihres hohen Einkommens und der kostenlosen Nutzung des Familienheims keinen Anspruch auf Ehegattenunterhalt hat. Die übersandten Gehaltsnachweise genügen zunächst. Weitere Unterlagen werden nach Rückkehr unseres Mandanten aus dem Urlaub geprüft.</w:t>
+        <w:t>61231 Bad Nauheim</w:t>
       </w:r>
     </w:p>
     <w:p>
       <w:pPr>
-        <w:jc w:val="left"/>
+        <w:spacing w:after="0"/>
       </w:pPr>
       <w:r>
-        <w:t>Elena möchte nicht bis nach den Sommerferien warten. Sie hat Sorge, dass Martin Vermögen verschiebt und die Kinderkosten weiter allein bei ihr bleiben. Eine Eskalation im Umgang soll trotzdem vermieden werden; insbesondere soll keine Formulierung verwendet werden, die Martin gegenüber Paula als Angriff auf sein Vatersein darstellen kann.</w:t>
+        <w:rPr>
+          <w:rFonts w:ascii="Arial" w:hAnsi="Arial" w:eastAsia="Arial"/>
+          <w:b w:val="0"/>
+          <w:sz w:val="18"/>
+        </w:rPr>
+        <w:t>vorab per besonderem elektronischen Anwaltspostfach</w:t>
+      </w:r>
+    </w:p>
+    <w:p/>
+    <w:tbl>
+      <w:tblPr>
+        <w:tblW w:type="auto" w:w="0"/>
+        <w:jc w:val="right"/>
+        <w:tblLayout w:type="fixed"/>
+        <w:tblLook w:firstColumn="1" w:firstRow="1" w:lastColumn="0" w:lastRow="0" w:noHBand="0" w:noVBand="1" w:val="04A0"/>
+      </w:tblPr>
+      <w:tblGrid>
+        <w:gridCol w:w="4720"/>
+        <w:gridCol w:w="4720"/>
+      </w:tblGrid>
+      <w:tr>
+        <w:tc>
+          <w:tcPr>
+            <w:tcW w:type="dxa" w:w="1757"/>
+          </w:tcPr>
+          <w:p>
+            <w:r>
+              <w:rPr>
+                <w:rFonts w:ascii="Arial" w:hAnsi="Arial" w:eastAsia="Arial"/>
+                <w:b/>
+                <w:color w:val="5C6569"/>
+                <w:sz w:val="16"/>
+              </w:rPr>
+              <w:t>Datum</w:t>
+            </w:r>
+          </w:p>
+        </w:tc>
+        <w:tc>
+          <w:tcPr>
+            <w:tcW w:type="dxa" w:w="2948"/>
+          </w:tcPr>
+          <w:p>
+            <w:r>
+              <w:rPr>
+                <w:rFonts w:ascii="Arial" w:hAnsi="Arial" w:eastAsia="Arial"/>
+                <w:b w:val="0"/>
+                <w:sz w:val="16"/>
+              </w:rPr>
+              <w:t>10. Juni 2026</w:t>
+            </w:r>
+          </w:p>
+        </w:tc>
+      </w:tr>
+      <w:tr>
+        <w:tc>
+          <w:tcPr>
+            <w:tcW w:type="dxa" w:w="1757"/>
+          </w:tcPr>
+          <w:p>
+            <w:r>
+              <w:rPr>
+                <w:rFonts w:ascii="Arial" w:hAnsi="Arial" w:eastAsia="Arial"/>
+                <w:b/>
+                <w:color w:val="5C6569"/>
+                <w:sz w:val="16"/>
+              </w:rPr>
+              <w:t>Aktenzeichen</w:t>
+            </w:r>
+          </w:p>
+        </w:tc>
+        <w:tc>
+          <w:tcPr>
+            <w:tcW w:type="dxa" w:w="2948"/>
+          </w:tcPr>
+          <w:p>
+            <w:r>
+              <w:rPr>
+                <w:rFonts w:ascii="Arial" w:hAnsi="Arial" w:eastAsia="Arial"/>
+                <w:b w:val="0"/>
+                <w:sz w:val="16"/>
+              </w:rPr>
+              <w:t>226/26-L / Ihr Zeichen 87/26 F</w:t>
+            </w:r>
+          </w:p>
+        </w:tc>
+      </w:tr>
+      <w:tr>
+        <w:tc>
+          <w:tcPr>
+            <w:tcW w:type="dxa" w:w="1757"/>
+          </w:tcPr>
+          <w:p>
+            <w:r>
+              <w:rPr>
+                <w:rFonts w:ascii="Arial" w:hAnsi="Arial" w:eastAsia="Arial"/>
+                <w:b/>
+                <w:color w:val="5C6569"/>
+                <w:sz w:val="16"/>
+              </w:rPr>
+              <w:t>Bearbeitung</w:t>
+            </w:r>
+          </w:p>
+        </w:tc>
+        <w:tc>
+          <w:tcPr>
+            <w:tcW w:type="dxa" w:w="2948"/>
+          </w:tcPr>
+          <w:p>
+            <w:r>
+              <w:rPr>
+                <w:rFonts w:ascii="Arial" w:hAnsi="Arial" w:eastAsia="Arial"/>
+                <w:b w:val="0"/>
+                <w:sz w:val="16"/>
+              </w:rPr>
+              <w:t>Dr. Oliver Lehnert</w:t>
+            </w:r>
+          </w:p>
+        </w:tc>
+      </w:tr>
+    </w:tbl>
+    <w:p/>
+    <w:p>
+      <w:pPr>
+        <w:pStyle w:val="Title"/>
+      </w:pPr>
+      <w:r>
+        <w:rPr>
+          <w:rFonts w:ascii="Arial" w:hAnsi="Arial" w:eastAsia="Arial"/>
+          <w:b/>
+          <w:color w:val="173941"/>
+          <w:sz w:val="34"/>
+        </w:rPr>
+        <w:t>Dr. Elena Neumann gegen Martin Neumann: Auskunft über Einkommen und Vermögen</w:t>
+      </w:r>
+    </w:p>
+    <w:p>
+      <w:pPr>
+        <w:jc w:val="both"/>
+      </w:pPr>
+      <w:r>
+        <w:rPr>
+          <w:rFonts w:ascii="Arial" w:hAnsi="Arial" w:eastAsia="Arial"/>
+          <w:b w:val="0"/>
+          <w:sz w:val="21"/>
+        </w:rPr>
+        <w:t>Sehr geehrte Frau Kollegin Feldmann,</w:t>
+      </w:r>
+    </w:p>
+    <w:p>
+      <w:pPr>
+        <w:pStyle w:val="Heading1"/>
+      </w:pPr>
+      <w:r>
+        <w:t>1. Unterlagenübersendung</w:t>
+      </w:r>
+    </w:p>
+    <w:p>
+      <w:pPr>
+        <w:jc w:val="both"/>
+      </w:pPr>
+      <w:r>
+        <w:rPr>
+          <w:rFonts w:ascii="Arial" w:hAnsi="Arial" w:eastAsia="Arial"/>
+          <w:b w:val="0"/>
+          <w:sz w:val="21"/>
+        </w:rPr>
+        <w:t>In vorbezeichneter Angelegenheit zeige ich die Vertretung von Herrn Martin Neumann an. Die ordnungsgemäße Bevollmächtigung wird anwaltlich versichert. Zu Ihrem Schreiben vom 27. Mai 2026 übersende ich vorläufig die Gehaltsabrechnungen Januar bis März 2026, den Ausdruck der elektronischen Aprilabrechnung, eine Übersicht zu den Immobilienfinanzierungen und die von meinem Mandanten zusammengestellte Kostenliste seines Ingenieurbüros.</w:t>
+      </w:r>
+    </w:p>
+    <w:p>
+      <w:pPr>
+        <w:pStyle w:val="Heading1"/>
+      </w:pPr>
+      <w:r>
+        <w:t>2. Weitere Einkommensunterlagen</w:t>
+      </w:r>
+    </w:p>
+    <w:p>
+      <w:pPr>
+        <w:jc w:val="both"/>
+      </w:pPr>
+      <w:r>
+        <w:rPr>
+          <w:rFonts w:ascii="Arial" w:hAnsi="Arial" w:eastAsia="Arial"/>
+          <w:b w:val="0"/>
+          <w:sz w:val="21"/>
+        </w:rPr>
+        <w:t>Die Gehaltsabrechnungen Mai und Juni 2026 sowie die Bonusmitteilung für 2025 will mein Mandant nach seiner Rückkehr am 22. Juni beschaffen. Die Einkommensteuererklärung 2025 ist nach Auskunft des Steuerberaters noch nicht erstellt. Zu den Jahren 2023 und 2024 liegen Bescheide vor; Kopien sind angekündigt, aber bislang nicht bei mir eingegangen.</w:t>
+      </w:r>
+    </w:p>
+    <w:p>
+      <w:pPr>
+        <w:jc w:val="both"/>
+      </w:pPr>
+      <w:r>
+        <w:rPr>
+          <w:rFonts w:ascii="Arial" w:hAnsi="Arial" w:eastAsia="Arial"/>
+          <w:b w:val="0"/>
+          <w:sz w:val="21"/>
+        </w:rPr>
+        <w:t>Für MN Strömungstechnik befinden sich Einnahmen-Überschuss-Rechnungen beim Steuerberater. Mein Mandant hält die von Ihrer Mandantin genannten Rechnungsbeträge nicht für Gewinn, da Software, Leasing und Fremdleistungen abzuziehen seien. Eine geordnete Debitorenliste und Kontoauszüge des Geschäftskontos wurden noch nicht übergeben.</w:t>
+      </w:r>
+    </w:p>
+    <w:p>
+      <w:pPr>
+        <w:pStyle w:val="Heading1"/>
+      </w:pPr>
+      <w:r>
+        <w:t>3. Haus und laufende Zahlungen</w:t>
+      </w:r>
+    </w:p>
+    <w:p>
+      <w:pPr>
+        <w:jc w:val="both"/>
+      </w:pPr>
+      <w:r>
+        <w:rPr>
+          <w:rFonts w:ascii="Arial" w:hAnsi="Arial" w:eastAsia="Arial"/>
+          <w:b w:val="0"/>
+          <w:sz w:val="21"/>
+        </w:rPr>
+        <w:t>Unser Mandant zahlt monatlich 640,00 EUR auf das gemeinsame Darlehenskonto sowie seit April jeweils 1250,00 EUR mit dem Verwendungszweck Kinder. Er behält sich vor, ab Juli eine Nutzungsregelung für das im hälftigen Miteigentum stehende Haus zu verlangen. Eine Verrechnung mit Kindesunterhalt wird mit diesem Schreiben nicht erklärt.</w:t>
+      </w:r>
+    </w:p>
+    <w:p>
+      <w:pPr>
+        <w:pStyle w:val="Heading1"/>
+      </w:pPr>
+      <w:r>
+        <w:t>4. Vermögensangaben</w:t>
+      </w:r>
+    </w:p>
+    <w:p>
+      <w:pPr>
+        <w:jc w:val="both"/>
+      </w:pPr>
+      <w:r>
+        <w:rPr>
+          <w:rFonts w:ascii="Arial" w:hAnsi="Arial" w:eastAsia="Arial"/>
+          <w:b w:val="0"/>
+          <w:sz w:val="21"/>
+        </w:rPr>
+        <w:t>Zum TradePort-Depot bestätigt mein Mandant einen Verkauf von Fondsanteilen am 6. Juni 2026. Der Gegenwert sei auf ein Tagesgeldkonto übertragen und teilweise für Einkommensteuer sowie betriebliche Liquidität vorgesehen. Depotumsatzliste, Zielkonto und aktueller Bestand sind noch nicht beigefügt. Zum Grundstück in Ober-Mörlen liegt lediglich ein Grundbuchauszug aus 2022 vor. Ein Verkehrswertgutachten existiert nach Angabe meines Mandanten nicht.</w:t>
+      </w:r>
+    </w:p>
+    <w:p>
+      <w:pPr>
+        <w:pStyle w:val="Heading1"/>
+      </w:pPr>
+      <w:r>
+        <w:t>5. Weiterer Ablauf</w:t>
+      </w:r>
+    </w:p>
+    <w:p>
+      <w:pPr>
+        <w:jc w:val="both"/>
+      </w:pPr>
+      <w:r>
+        <w:rPr>
+          <w:rFonts w:ascii="Arial" w:hAnsi="Arial" w:eastAsia="Arial"/>
+          <w:b w:val="0"/>
+          <w:sz w:val="21"/>
+        </w:rPr>
+        <w:t>Ich werde die fehlenden Unterlagen nach Eingang geordnet nachreichen. Eine abschließende Erklärung zur Höhe von Kindes- oder Trennungsunterhalt ist damit nicht verbunden. Bitte richten Sie Rückfragen an meine Kanzlei und nicht unmittelbar an meinen Mandanten. Die Kommunikation zu den Kindern soll von der vermögensrechtlichen Korrespondenz getrennt bleiben.</w:t>
+      </w:r>
+    </w:p>
+    <w:p>
+      <w:pPr>
+        <w:pStyle w:val="Heading1"/>
+      </w:pPr>
+      <w:r>
+        <w:t>6. Anlagen</w:t>
+      </w:r>
+    </w:p>
+    <w:p>
+      <w:pPr>
+        <w:jc w:val="both"/>
+      </w:pPr>
+      <w:r>
+        <w:rPr>
+          <w:rFonts w:ascii="Arial" w:hAnsi="Arial" w:eastAsia="Arial"/>
+          <w:b w:val="0"/>
+          <w:sz w:val="21"/>
+        </w:rPr>
+        <w:t>A1 Gehaltsabrechnungen Januar bis März 2026; A2 Ausdruck Aprilabrechnung; A3 private Darlehensübersicht Stand 31. Mai 2026; A4 Kostenliste MN Strömungstechnik ohne Belege.</w:t>
+      </w:r>
+    </w:p>
+    <w:p>
+      <w:pPr>
+        <w:jc w:val="both"/>
+      </w:pPr>
+      <w:r>
+        <w:rPr>
+          <w:rFonts w:ascii="Arial" w:hAnsi="Arial" w:eastAsia="Arial"/>
+          <w:b w:val="0"/>
+          <w:sz w:val="21"/>
+        </w:rPr>
+        <w:t>Mit kollegialen Grüßen</w:t>
+      </w:r>
+    </w:p>
+    <w:p>
+      <w:pPr>
+        <w:spacing w:before="280"/>
+      </w:pPr>
+      <w:r>
+        <w:rPr>
+          <w:rFonts w:ascii="Arial" w:hAnsi="Arial" w:eastAsia="Arial"/>
+          <w:b/>
+          <w:sz w:val="21"/>
+        </w:rPr>
+        <w:t>Dr. Oliver Lehnert</w:t>
+      </w:r>
+    </w:p>
+    <w:p>
+      <w:pPr>
+        <w:spacing w:after="0"/>
+      </w:pPr>
+      <w:r>
+        <w:rPr>
+          <w:rFonts w:ascii="Arial" w:hAnsi="Arial" w:eastAsia="Arial"/>
+          <w:b w:val="0"/>
+          <w:color w:val="5C6569"/>
+          <w:sz w:val="18"/>
+        </w:rPr>
+        <w:t>Rechtsanwalt · Fachanwalt für Familienrecht</w:t>
       </w:r>
     </w:p>
     <w:sectPr>
+      <w:headerReference w:type="default" r:id="rId9"/>
+      <w:footerReference w:type="default" r:id="rId10"/>
       <w:pgSz w:w="11906" w:h="16838"/>
-      <w:pgMar w:top="1417" w:right="1417" w:bottom="1417" w:left="1417" w:header="720" w:footer="720" w:gutter="0"/>
+      <w:pgMar w:top="1247" w:right="1134" w:bottom="1134" w:left="1332" w:header="454" w:footer="454" w:gutter="0"/>
       <w:cols w:space="720"/>
       <w:docGrid w:linePitch="360"/>
     </w:sectPr>
   </w:body>
 </w:document>
+</file>
+
+<file path=word/footer1.xml><?xml version="1.0" encoding="utf-8"?>
+<w:ftr xmlns:m="http://schemas.openxmlformats.org/officeDocument/2006/math" xmlns:mc="http://schemas.openxmlformats.org/markup-compatibility/2006" xmlns:mo="http://schemas.microsoft.com/office/mac/office/2008/main" xmlns:mv="urn:schemas-microsoft-com:mac:vml" xmlns:o="urn:schemas-microsoft-com:office:office" xmlns:r="http://schemas.openxmlformats.org/officeDocument/2006/relationships" xmlns:v="urn:schemas-microsoft-com:vml" xmlns:w10="urn:schemas-microsoft-com:office:word" xmlns:w14="http://schemas.microsoft.com/office/word/2010/wordml" xmlns:w="http://schemas.openxmlformats.org/wordprocessingml/2006/main" xmlns:wne="http://schemas.microsoft.com/office/word/2006/wordml" xmlns:wp14="http://schemas.microsoft.com/office/word/2010/wordprocessingDrawing" xmlns:wp="http://schemas.openxmlformats.org/drawingml/2006/wordprocessingDrawing" xmlns:wpc="http://schemas.microsoft.com/office/word/2010/wordprocessingCanvas" xmlns:wpg="http://schemas.microsoft.com/office/word/2010/wordprocessingGroup" xmlns:wpi="http://schemas.microsoft.com/office/word/2010/wordprocessingInk" xmlns:wps="http://schemas.microsoft.com/office/word/2010/wordprocessingShape" mc:Ignorable="w14 wp14">
+  <w:p>
+    <w:pPr>
+      <w:pStyle w:val="Footer"/>
+    </w:pPr>
+  </w:p>
+  <w:tbl>
+    <w:tblPr>
+      <w:tblW w:type="auto" w:w="0"/>
+      <w:jc w:val="center"/>
+      <w:tblLayout w:type="fixed"/>
+      <w:tblLook w:firstColumn="1" w:firstRow="1" w:lastColumn="0" w:lastRow="0" w:noHBand="0" w:noVBand="1" w:val="04A0"/>
+    </w:tblPr>
+    <w:tblGrid>
+      <w:gridCol w:w="7257"/>
+      <w:gridCol w:w="2154"/>
+    </w:tblGrid>
+    <w:tr>
+      <w:tc>
+        <w:tcPr>
+          <w:tcW w:type="dxa" w:w="7257"/>
+        </w:tcPr>
+        <w:p>
+          <w:r>
+            <w:rPr>
+              <w:rFonts w:ascii="Arial" w:hAnsi="Arial" w:eastAsia="Arial"/>
+              <w:b w:val="0"/>
+              <w:color w:val="5C6569"/>
+              <w:sz w:val="14"/>
+            </w:rPr>
+            <w:t>Mandat 226/26-L · Neumann / Dr. Neumann</w:t>
+          </w:r>
+        </w:p>
+      </w:tc>
+      <w:tc>
+        <w:tcPr>
+          <w:tcW w:type="dxa" w:w="2154"/>
+        </w:tcPr>
+        <w:p>
+          <w:pPr>
+            <w:jc w:val="right"/>
+          </w:pPr>
+          <w:r>
+            <w:rPr>
+              <w:rFonts w:ascii="Arial" w:hAnsi="Arial" w:eastAsia="Arial"/>
+              <w:b w:val="0"/>
+              <w:color w:val="5C6569"/>
+              <w:sz w:val="14"/>
+            </w:rPr>
+            <w:t xml:space="preserve">Seite </w:t>
+          </w:r>
+          <w:r>
+            <w:rPr>
+              <w:rFonts w:ascii="Arial" w:hAnsi="Arial" w:eastAsia="Arial"/>
+              <w:b w:val="0"/>
+              <w:color w:val="5C6569"/>
+              <w:sz w:val="14"/>
+            </w:rPr>
+            <w:fldChar w:fldCharType="begin"/>
+            <w:instrText xml:space="preserve">PAGE</w:instrText>
+            <w:fldChar w:fldCharType="end"/>
+          </w:r>
+        </w:p>
+      </w:tc>
+    </w:tr>
+  </w:tbl>
+</w:ftr>
+</file>
+
+<file path=word/header1.xml><?xml version="1.0" encoding="utf-8"?>
+<w:hdr xmlns:m="http://schemas.openxmlformats.org/officeDocument/2006/math" xmlns:mc="http://schemas.openxmlformats.org/markup-compatibility/2006" xmlns:mo="http://schemas.microsoft.com/office/mac/office/2008/main" xmlns:mv="urn:schemas-microsoft-com:mac:vml" xmlns:o="urn:schemas-microsoft-com:office:office" xmlns:r="http://schemas.openxmlformats.org/officeDocument/2006/relationships" xmlns:v="urn:schemas-microsoft-com:vml" xmlns:w10="urn:schemas-microsoft-com:office:word" xmlns:w14="http://schemas.microsoft.com/office/word/2010/wordml" xmlns:w="http://schemas.openxmlformats.org/wordprocessingml/2006/main" xmlns:wne="http://schemas.microsoft.com/office/word/2006/wordml" xmlns:wp14="http://schemas.microsoft.com/office/word/2010/wordprocessingDrawing" xmlns:wp="http://schemas.openxmlformats.org/drawingml/2006/wordprocessingDrawing" xmlns:wpc="http://schemas.microsoft.com/office/word/2010/wordprocessingCanvas" xmlns:wpg="http://schemas.microsoft.com/office/word/2010/wordprocessingGroup" xmlns:wpi="http://schemas.microsoft.com/office/word/2010/wordprocessingInk" xmlns:wps="http://schemas.microsoft.com/office/word/2010/wordprocessingShape" mc:Ignorable="w14 wp14">
+  <w:p>
+    <w:pPr>
+      <w:pStyle w:val="Header"/>
+      <w:spacing w:after="20"/>
+    </w:pPr>
+    <w:r>
+      <w:rPr>
+        <w:rFonts w:ascii="Arial" w:hAnsi="Arial" w:eastAsia="Arial"/>
+        <w:b/>
+        <w:color w:val="173941"/>
+        <w:sz w:val="19"/>
+      </w:rPr>
+      <w:t>Lehnert und Volkmann Rechtsanwälte</w:t>
+    </w:r>
+  </w:p>
+  <w:p>
+    <w:pPr>
+      <w:spacing w:after="0"/>
+    </w:pPr>
+    <w:r>
+      <w:rPr>
+        <w:rFonts w:ascii="Arial" w:hAnsi="Arial" w:eastAsia="Arial"/>
+        <w:b w:val="0"/>
+        <w:color w:val="5C6569"/>
+        <w:sz w:val="14"/>
+      </w:rPr>
+      <w:t>Kaiserstraße 81 · 61169 Friedberg (Hessen)</w:t>
+    </w:r>
+  </w:p>
+  <w:p>
+    <w:pPr>
+      <w:spacing w:after="0"/>
+    </w:pPr>
+    <w:r>
+      <w:rPr>
+        <w:rFonts w:ascii="Arial" w:hAnsi="Arial" w:eastAsia="Arial"/>
+        <w:b w:val="0"/>
+        <w:color w:val="5C6569"/>
+        <w:sz w:val="14"/>
+      </w:rPr>
+      <w:t>Telefon 06031 62118-0 · Telefax 06031 62118-19 · post@lehnert-volkmann.example</w:t>
+    </w:r>
+  </w:p>
+  <w:p>
+    <w:pPr>
+      <w:spacing w:after="0"/>
+    </w:pPr>
+    <w:r>
+      <w:rPr>
+        <w:rFonts w:ascii="Arial" w:hAnsi="Arial" w:eastAsia="Arial"/>
+        <w:b w:val="0"/>
+        <w:color w:val="5C6569"/>
+        <w:sz w:val="14"/>
+      </w:rPr>
+      <w:t>Rechtsanwalt Dr. Oliver Lehnert · Fachanwalt für Familienrecht</w:t>
+    </w:r>
+  </w:p>
+</w:hdr>
 </file>
 
 <file path=word/numbering.xml><?xml version="1.0" encoding="utf-8"?>
@@ -429,9 +908,13 @@
     <w:name w:val="Normal"/>
     <w:qFormat/>
     <w:rsid w:val="00FC693F"/>
+    <w:pPr>
+      <w:spacing w:after="120" w:line="259" w:lineRule="auto"/>
+      <w:widowControl/>
+    </w:pPr>
     <w:rPr>
-      <w:rFonts w:ascii="Times New Roman" w:hAnsi="Times New Roman"/>
-      <w:sz w:val="22"/>
+      <w:rFonts w:ascii="Arial" w:hAnsi="Arial"/>
+      <w:sz w:val="21"/>
     </w:rPr>
   </w:style>
   <w:style w:type="paragraph" w:styleId="Header">
@@ -489,14 +972,15 @@
     <w:pPr>
       <w:keepNext/>
       <w:keepLines/>
-      <w:spacing w:before="480" w:after="0"/>
+      <w:spacing w:before="200" w:after="120"/>
       <w:outlineLvl w:val="0"/>
     </w:pPr>
     <w:rPr>
-      <w:rFonts w:asciiTheme="majorHAnsi" w:eastAsiaTheme="majorEastAsia" w:hAnsiTheme="majorHAnsi" w:cstheme="majorBidi" w:ascii="Times New Roman" w:hAnsi="Times New Roman"/>
+      <w:rFonts w:asciiTheme="majorHAnsi" w:eastAsiaTheme="majorEastAsia" w:hAnsiTheme="majorHAnsi" w:cstheme="majorBidi" w:ascii="Arial" w:hAnsi="Arial"/>
       <w:b/>
       <w:bCs/>
-      <w:sz w:val="28"/>
+      <w:color w:val="173941"/>
+      <w:sz w:val="26"/>
       <w:szCs w:val="28"/>
     </w:rPr>
   </w:style>
@@ -512,14 +996,15 @@
     <w:pPr>
       <w:keepNext/>
       <w:keepLines/>
-      <w:spacing w:before="200" w:after="0"/>
+      <w:spacing w:before="200" w:after="120"/>
       <w:outlineLvl w:val="1"/>
     </w:pPr>
     <w:rPr>
-      <w:rFonts w:asciiTheme="majorHAnsi" w:eastAsiaTheme="majorEastAsia" w:hAnsiTheme="majorHAnsi" w:cstheme="majorBidi" w:ascii="Times New Roman" w:hAnsi="Times New Roman"/>
+      <w:rFonts w:asciiTheme="majorHAnsi" w:eastAsiaTheme="majorEastAsia" w:hAnsiTheme="majorHAnsi" w:cstheme="majorBidi" w:ascii="Arial" w:hAnsi="Arial"/>
       <w:b/>
       <w:bCs/>
-      <w:sz w:val="24"/>
+      <w:color w:val="173941"/>
+      <w:sz w:val="22"/>
       <w:szCs w:val="26"/>
     </w:rPr>
   </w:style>
@@ -539,10 +1024,10 @@
       <w:outlineLvl w:val="2"/>
     </w:pPr>
     <w:rPr>
-      <w:rFonts w:asciiTheme="majorHAnsi" w:eastAsiaTheme="majorEastAsia" w:hAnsiTheme="majorHAnsi" w:cstheme="majorBidi" w:ascii="Times New Roman" w:hAnsi="Times New Roman"/>
+      <w:rFonts w:asciiTheme="majorHAnsi" w:eastAsiaTheme="majorEastAsia" w:hAnsiTheme="majorHAnsi" w:cstheme="majorBidi"/>
       <w:b/>
       <w:bCs/>
-      <w:sz w:val="22"/>
+      <w:color w:val="4F81BD" w:themeColor="accent1"/>
     </w:rPr>
   </w:style>
   <w:style w:type="paragraph" w:styleId="Heading4">
@@ -773,18 +1258,20 @@
     <w:qFormat/>
     <w:rsid w:val="00FC693F"/>
     <w:pPr>
+      <w:keepNext/>
       <w:pBdr>
         <w:bottom w:val="single" w:sz="8" w:space="4" w:color="4F81BD" w:themeColor="accent1"/>
       </w:pBdr>
-      <w:spacing w:after="300" w:line="240" w:lineRule="auto"/>
+      <w:spacing w:after="120" w:line="240" w:lineRule="auto" w:before="0"/>
       <w:contextualSpacing/>
     </w:pPr>
     <w:rPr>
-      <w:rFonts w:asciiTheme="majorHAnsi" w:eastAsiaTheme="majorEastAsia" w:hAnsiTheme="majorHAnsi" w:cstheme="majorBidi"/>
-      <w:color w:val="17365D" w:themeColor="text2" w:themeShade="BF"/>
+      <w:rFonts w:asciiTheme="majorHAnsi" w:eastAsiaTheme="majorEastAsia" w:hAnsiTheme="majorHAnsi" w:cstheme="majorBidi" w:ascii="Arial" w:hAnsi="Arial"/>
+      <w:b/>
+      <w:color w:val="173941"/>
       <w:spacing w:val="5"/>
       <w:kern w:val="28"/>
-      <w:sz w:val="52"/>
+      <w:sz w:val="36"/>
       <w:szCs w:val="52"/>
     </w:rPr>
   </w:style>
